--- a/Coding 1 - year/Unit 3 - Conditionals/Daily Lesson Plans/Word/Day 47.docx
+++ b/Coding 1 - year/Unit 3 - Conditionals/Daily Lesson Plans/Word/Day 47.docx
@@ -50,12 +50,15 @@
               </w:rPr>
               <w:t xml:space="preserve">Coding I — Full Year</w:t>
             </w:r>
-          </w:p>
-          <w:p>
-            <w:pPr>
-              <w:spacing w:before="40"/>
-              <w:jc w:val="center"/>
-            </w:pPr>
+            <w:r>
+              <w:rPr>
+                <w:rFonts w:ascii="Arial" w:cs="Arial" w:eastAsia="Arial" w:hAnsi="Arial"/>
+                <w:sz w:val="16"/>
+                <w:szCs w:val="16"/>
+              </w:rPr>
+              <w:br/>
+              <w:t xml:space="preserve"/>
+            </w:r>
             <w:r>
               <w:rPr>
                 <w:rFonts w:ascii="Arial" w:cs="Arial" w:eastAsia="Arial" w:hAnsi="Arial"/>
@@ -83,7 +86,7 @@
           <w:rFonts w:ascii="Arial" w:cs="Arial" w:eastAsia="Arial" w:hAnsi="Arial"/>
           <w:b/>
           <w:bCs/>
-          <w:color w:val="1F3864"/>
+          <w:color w:val="2B5797"/>
           <w:sz w:val="32"/>
           <w:szCs w:val="32"/>
         </w:rPr>
@@ -261,9 +264,9 @@
               <w:right w:val="single" w:color="CCCCCC" w:sz="1"/>
             </w:tcBorders>
             <w:tcMar>
-              <w:top w:type="dxa" w:w="60"/>
+              <w:top w:type="dxa" w:w="80"/>
               <w:left w:type="dxa" w:w="120"/>
-              <w:bottom w:type="dxa" w:w="60"/>
+              <w:bottom w:type="dxa" w:w="80"/>
               <w:right w:type="dxa" w:w="120"/>
             </w:tcMar>
           </w:tcPr>
@@ -290,20 +293,213 @@
               <w:right w:val="single" w:color="CCCCCC" w:sz="1"/>
             </w:tcBorders>
             <w:tcMar>
-              <w:top w:type="dxa" w:w="60"/>
+              <w:top w:type="dxa" w:w="80"/>
               <w:left w:type="dxa" w:w="120"/>
-              <w:bottom w:type="dxa" w:w="60"/>
+              <w:bottom w:type="dxa" w:w="80"/>
               <w:right w:type="dxa" w:w="120"/>
             </w:tcMar>
           </w:tcPr>
           <w:p>
-            <w:r>
-              <w:rPr>
-                <w:rFonts w:ascii="Arial" w:cs="Arial" w:eastAsia="Arial" w:hAnsi="Arial"/>
-                <w:sz w:val="20"/>
-                <w:szCs w:val="20"/>
+            <w:pPr>
+              <w:spacing w:after="80" w:before="80"/>
+            </w:pPr>
+            <w:r>
+              <w:rPr>
+                <w:rFonts w:ascii="Arial" w:cs="Arial" w:eastAsia="Arial" w:hAnsi="Arial"/>
+                <w:b/>
+                <w:bCs/>
+                <w:i w:val="false"/>
+                <w:iCs w:val="false"/>
+                <w:color w:val="000000"/>
+                <w:sz w:val="22"/>
+                <w:szCs w:val="22"/>
               </w:rPr>
               <w:t xml:space="preserve">Bell Ringer / Review</w:t>
+            </w:r>
+            <w:r>
+              <w:rPr>
+                <w:rFonts w:ascii="Arial" w:cs="Arial" w:eastAsia="Arial" w:hAnsi="Arial"/>
+                <w:sz w:val="20"/>
+                <w:szCs w:val="20"/>
+              </w:rPr>
+              <w:br/>
+              <w:t xml:space="preserve"/>
+            </w:r>
+            <w:r>
+              <w:rPr>
+                <w:rFonts w:ascii="Arial" w:cs="Arial" w:eastAsia="Arial" w:hAnsi="Arial"/>
+                <w:sz w:val="20"/>
+                <w:szCs w:val="20"/>
+              </w:rPr>
+              <w:br/>
+              <w:t xml:space="preserve"/>
+            </w:r>
+            <w:r>
+              <w:rPr>
+                <w:rFonts w:ascii="Arial" w:cs="Arial" w:eastAsia="Arial" w:hAnsi="Arial"/>
+                <w:b/>
+                <w:bCs/>
+                <w:i w:val="false"/>
+                <w:iCs w:val="false"/>
+                <w:color w:val="000000"/>
+                <w:sz w:val="20"/>
+                <w:szCs w:val="20"/>
+              </w:rPr>
+              <w:t xml:space="preserve">Quick Write </w:t>
+            </w:r>
+            <w:r>
+              <w:rPr>
+                <w:rFonts w:ascii="Arial" w:cs="Arial" w:eastAsia="Arial" w:hAnsi="Arial"/>
+                <w:b w:val="false"/>
+                <w:bCs w:val="false"/>
+                <w:i w:val="false"/>
+                <w:iCs w:val="false"/>
+                <w:color w:val="000000"/>
+                <w:sz w:val="20"/>
+                <w:szCs w:val="20"/>
+              </w:rPr>
+              <w:t xml:space="preserve">(3 min — written or verbal):</w:t>
+            </w:r>
+            <w:r>
+              <w:rPr>
+                <w:rFonts w:ascii="Arial" w:cs="Arial" w:eastAsia="Arial" w:hAnsi="Arial"/>
+                <w:sz w:val="20"/>
+                <w:szCs w:val="20"/>
+              </w:rPr>
+              <w:br/>
+              <w:t xml:space="preserve"/>
+            </w:r>
+            <w:r>
+              <w:rPr>
+                <w:rFonts w:ascii="Arial" w:cs="Arial" w:eastAsia="Arial" w:hAnsi="Arial"/>
+                <w:b w:val="false"/>
+                <w:bCs w:val="false"/>
+                <w:i w:val="false"/>
+                <w:iCs w:val="false"/>
+                <w:color w:val="000000"/>
+                <w:sz w:val="20"/>
+                <w:szCs w:val="20"/>
+              </w:rPr>
+              <w:t xml:space="preserve">    In your own words: Combine Boolean expressions using logical operators (and, or, not) and understand truth tables?</w:t>
+            </w:r>
+            <w:r>
+              <w:rPr>
+                <w:rFonts w:ascii="Arial" w:cs="Arial" w:eastAsia="Arial" w:hAnsi="Arial"/>
+                <w:sz w:val="20"/>
+                <w:szCs w:val="20"/>
+              </w:rPr>
+              <w:br/>
+              <w:t xml:space="preserve"/>
+            </w:r>
+            <w:r>
+              <w:rPr>
+                <w:rFonts w:ascii="Arial" w:cs="Arial" w:eastAsia="Arial" w:hAnsi="Arial"/>
+                <w:sz w:val="20"/>
+                <w:szCs w:val="20"/>
+              </w:rPr>
+              <w:br/>
+              <w:t xml:space="preserve"/>
+            </w:r>
+            <w:r>
+              <w:rPr>
+                <w:rFonts w:ascii="Arial" w:cs="Arial" w:eastAsia="Arial" w:hAnsi="Arial"/>
+                <w:b/>
+                <w:bCs/>
+                <w:i w:val="false"/>
+                <w:iCs w:val="false"/>
+                <w:color w:val="000000"/>
+                <w:sz w:val="20"/>
+                <w:szCs w:val="20"/>
+              </w:rPr>
+              <w:t xml:space="preserve">Vocabulary Preview — </w:t>
+            </w:r>
+            <w:r>
+              <w:rPr>
+                <w:rFonts w:ascii="Arial" w:cs="Arial" w:eastAsia="Arial" w:hAnsi="Arial"/>
+                <w:b w:val="false"/>
+                <w:bCs w:val="false"/>
+                <w:i w:val="false"/>
+                <w:iCs w:val="false"/>
+                <w:color w:val="000000"/>
+                <w:sz w:val="20"/>
+                <w:szCs w:val="20"/>
+              </w:rPr>
+              <w:t xml:space="preserve">terms we'll use today:</w:t>
+            </w:r>
+            <w:r>
+              <w:rPr>
+                <w:rFonts w:ascii="Arial" w:cs="Arial" w:eastAsia="Arial" w:hAnsi="Arial"/>
+                <w:sz w:val="20"/>
+                <w:szCs w:val="20"/>
+              </w:rPr>
+              <w:br/>
+              <w:t xml:space="preserve"/>
+            </w:r>
+            <w:r>
+              <w:rPr>
+                <w:rFonts w:ascii="Arial" w:cs="Arial" w:eastAsia="Arial" w:hAnsi="Arial"/>
+                <w:b w:val="false"/>
+                <w:bCs w:val="false"/>
+                <w:i w:val="false"/>
+                <w:iCs w:val="false"/>
+                <w:color w:val="000000"/>
+                <w:sz w:val="20"/>
+                <w:szCs w:val="20"/>
+              </w:rPr>
+              <w:t xml:space="preserve">    • Logical operators   •   `and`   •   `or`   •   `not`   •   Short-circuit evaluation</w:t>
+            </w:r>
+            <w:r>
+              <w:rPr>
+                <w:rFonts w:ascii="Arial" w:cs="Arial" w:eastAsia="Arial" w:hAnsi="Arial"/>
+                <w:sz w:val="20"/>
+                <w:szCs w:val="20"/>
+              </w:rPr>
+              <w:br/>
+              <w:t xml:space="preserve"/>
+            </w:r>
+            <w:r>
+              <w:rPr>
+                <w:rFonts w:ascii="Arial" w:cs="Arial" w:eastAsia="Arial" w:hAnsi="Arial"/>
+                <w:sz w:val="20"/>
+                <w:szCs w:val="20"/>
+              </w:rPr>
+              <w:br/>
+              <w:t xml:space="preserve"/>
+            </w:r>
+            <w:r>
+              <w:rPr>
+                <w:rFonts w:ascii="Arial" w:cs="Arial" w:eastAsia="Arial" w:hAnsi="Arial"/>
+                <w:b w:val="false"/>
+                <w:bCs w:val="false"/>
+                <w:i/>
+                <w:iCs/>
+                <w:color w:val="444444"/>
+                <w:sz w:val="20"/>
+                <w:szCs w:val="20"/>
+              </w:rPr>
+              <w:t xml:space="preserve">Today's Goal: By the end of class you will be able to combine Boolean expressions using logical operators (and, or, not) and understand truth tables.</w:t>
+            </w:r>
+            <w:r>
+              <w:rPr>
+                <w:rFonts w:ascii="Arial" w:cs="Arial" w:eastAsia="Arial" w:hAnsi="Arial"/>
+                <w:sz w:val="20"/>
+                <w:szCs w:val="20"/>
+              </w:rPr>
+              <w:br/>
+              <w:t xml:space="preserve"/>
+            </w:r>
+            <w:r>
+              <w:rPr>
+                <w:rFonts w:ascii="Arial" w:cs="Arial" w:eastAsia="Arial" w:hAnsi="Arial"/>
+                <w:b w:val="false"/>
+                <w:bCs w:val="false"/>
+                <w:i/>
+                <w:iCs/>
+                <w:color w:val="555555"/>
+                <w:sz w:val="20"/>
+                <w:szCs w:val="20"/>
+              </w:rPr>
+              <w:t xml:space="preserve">→ Pair-share your response, then 2–3 students share with the class.</w:t>
             </w:r>
           </w:p>
         </w:tc>
@@ -319,9 +515,9 @@
               <w:right w:val="single" w:color="CCCCCC" w:sz="1"/>
             </w:tcBorders>
             <w:tcMar>
-              <w:top w:type="dxa" w:w="60"/>
+              <w:top w:type="dxa" w:w="80"/>
               <w:left w:type="dxa" w:w="120"/>
-              <w:bottom w:type="dxa" w:w="60"/>
+              <w:bottom w:type="dxa" w:w="80"/>
               <w:right w:type="dxa" w:w="120"/>
             </w:tcMar>
           </w:tcPr>
@@ -348,20 +544,402 @@
               <w:right w:val="single" w:color="CCCCCC" w:sz="1"/>
             </w:tcBorders>
             <w:tcMar>
-              <w:top w:type="dxa" w:w="60"/>
+              <w:top w:type="dxa" w:w="80"/>
               <w:left w:type="dxa" w:w="120"/>
-              <w:bottom w:type="dxa" w:w="60"/>
+              <w:bottom w:type="dxa" w:w="80"/>
               <w:right w:type="dxa" w:w="120"/>
             </w:tcMar>
           </w:tcPr>
           <w:p>
-            <w:r>
-              <w:rPr>
-                <w:rFonts w:ascii="Arial" w:cs="Arial" w:eastAsia="Arial" w:hAnsi="Arial"/>
-                <w:sz w:val="20"/>
-                <w:szCs w:val="20"/>
-              </w:rPr>
-              <w:t xml:space="preserve">Mini Lesson: Logical Operators (and, or, not)</w:t>
+            <w:pPr>
+              <w:spacing w:after="80" w:before="80"/>
+            </w:pPr>
+            <w:r>
+              <w:rPr>
+                <w:rFonts w:ascii="Arial" w:cs="Arial" w:eastAsia="Arial" w:hAnsi="Arial"/>
+                <w:b/>
+                <w:bCs/>
+                <w:i w:val="false"/>
+                <w:iCs w:val="false"/>
+                <w:color w:val="000000"/>
+                <w:sz w:val="22"/>
+                <w:szCs w:val="22"/>
+              </w:rPr>
+              <w:t xml:space="preserve">Mini Lesson: </w:t>
+            </w:r>
+            <w:r>
+              <w:rPr>
+                <w:rFonts w:ascii="Arial" w:cs="Arial" w:eastAsia="Arial" w:hAnsi="Arial"/>
+                <w:b w:val="false"/>
+                <w:bCs w:val="false"/>
+                <w:i w:val="false"/>
+                <w:iCs w:val="false"/>
+                <w:color w:val="000000"/>
+                <w:sz w:val="22"/>
+                <w:szCs w:val="22"/>
+              </w:rPr>
+              <w:t xml:space="preserve">Logical Operators (and, or, not)</w:t>
+            </w:r>
+            <w:r>
+              <w:rPr>
+                <w:rFonts w:ascii="Arial" w:cs="Arial" w:eastAsia="Arial" w:hAnsi="Arial"/>
+                <w:sz w:val="20"/>
+                <w:szCs w:val="20"/>
+              </w:rPr>
+              <w:br/>
+              <w:t xml:space="preserve"/>
+            </w:r>
+            <w:r>
+              <w:rPr>
+                <w:rFonts w:ascii="Arial" w:cs="Arial" w:eastAsia="Arial" w:hAnsi="Arial"/>
+                <w:sz w:val="20"/>
+                <w:szCs w:val="20"/>
+              </w:rPr>
+              <w:br/>
+              <w:t xml:space="preserve"/>
+            </w:r>
+            <w:r>
+              <w:rPr>
+                <w:rFonts w:ascii="Arial" w:cs="Arial" w:eastAsia="Arial" w:hAnsi="Arial"/>
+                <w:b/>
+                <w:bCs/>
+                <w:i/>
+                <w:iCs/>
+                <w:color w:val="000000"/>
+                <w:sz w:val="20"/>
+                <w:szCs w:val="20"/>
+              </w:rPr>
+              <w:t xml:space="preserve">Learning Target: </w:t>
+            </w:r>
+            <w:r>
+              <w:rPr>
+                <w:rFonts w:ascii="Arial" w:cs="Arial" w:eastAsia="Arial" w:hAnsi="Arial"/>
+                <w:b w:val="false"/>
+                <w:bCs w:val="false"/>
+                <w:i/>
+                <w:iCs/>
+                <w:color w:val="333333"/>
+                <w:sz w:val="20"/>
+                <w:szCs w:val="20"/>
+              </w:rPr>
+              <w:t xml:space="preserve">I can combine Boolean expressions using logical operators (and, or, not) and understand truth tables.</w:t>
+            </w:r>
+            <w:r>
+              <w:rPr>
+                <w:rFonts w:ascii="Arial" w:cs="Arial" w:eastAsia="Arial" w:hAnsi="Arial"/>
+                <w:sz w:val="20"/>
+                <w:szCs w:val="20"/>
+              </w:rPr>
+              <w:br/>
+              <w:t xml:space="preserve"/>
+            </w:r>
+            <w:r>
+              <w:rPr>
+                <w:rFonts w:ascii="Arial" w:cs="Arial" w:eastAsia="Arial" w:hAnsi="Arial"/>
+                <w:sz w:val="20"/>
+                <w:szCs w:val="20"/>
+              </w:rPr>
+              <w:br/>
+              <w:t xml:space="preserve"/>
+            </w:r>
+            <w:r>
+              <w:rPr>
+                <w:rFonts w:ascii="Arial" w:cs="Arial" w:eastAsia="Arial" w:hAnsi="Arial"/>
+                <w:b w:val="false"/>
+                <w:bCs w:val="false"/>
+                <w:i w:val="false"/>
+                <w:iCs w:val="false"/>
+                <w:color w:val="000000"/>
+                <w:sz w:val="20"/>
+                <w:szCs w:val="20"/>
+              </w:rPr>
+              <w:t xml:space="preserve">Logical operators combine multiple Boolean expressions:</w:t>
+            </w:r>
+            <w:r>
+              <w:rPr>
+                <w:rFonts w:ascii="Arial" w:cs="Arial" w:eastAsia="Arial" w:hAnsi="Arial"/>
+                <w:sz w:val="20"/>
+                <w:szCs w:val="20"/>
+              </w:rPr>
+              <w:br/>
+              <w:t xml:space="preserve"/>
+            </w:r>
+            <w:r>
+              <w:rPr>
+                <w:rFonts w:ascii="Arial" w:cs="Arial" w:eastAsia="Arial" w:hAnsi="Arial"/>
+                <w:b w:val="false"/>
+                <w:bCs w:val="false"/>
+                <w:i w:val="false"/>
+                <w:iCs w:val="false"/>
+                <w:color w:val="000000"/>
+                <w:sz w:val="20"/>
+                <w:szCs w:val="20"/>
+              </w:rPr>
+              <w:t xml:space="preserve">Short-circuit evaluation: Python stops evaluating as soon as the result is determined:</w:t>
+            </w:r>
+            <w:r>
+              <w:rPr>
+                <w:rFonts w:ascii="Arial" w:cs="Arial" w:eastAsia="Arial" w:hAnsi="Arial"/>
+                <w:sz w:val="20"/>
+                <w:szCs w:val="20"/>
+              </w:rPr>
+              <w:br/>
+              <w:t xml:space="preserve"/>
+            </w:r>
+            <w:r>
+              <w:rPr>
+                <w:rFonts w:ascii="Arial" w:cs="Arial" w:eastAsia="Arial" w:hAnsi="Arial"/>
+                <w:sz w:val="20"/>
+                <w:szCs w:val="20"/>
+              </w:rPr>
+              <w:br/>
+              <w:t xml:space="preserve"/>
+            </w:r>
+            <w:r>
+              <w:rPr>
+                <w:rFonts w:ascii="Arial" w:cs="Arial" w:eastAsia="Arial" w:hAnsi="Arial"/>
+                <w:b/>
+                <w:bCs/>
+                <w:i w:val="false"/>
+                <w:iCs w:val="false"/>
+                <w:color w:val="000000"/>
+                <w:sz w:val="20"/>
+                <w:szCs w:val="20"/>
+              </w:rPr>
+              <w:t xml:space="preserve">Key Concepts:</w:t>
+            </w:r>
+            <w:r>
+              <w:rPr>
+                <w:rFonts w:ascii="Arial" w:cs="Arial" w:eastAsia="Arial" w:hAnsi="Arial"/>
+                <w:sz w:val="20"/>
+                <w:szCs w:val="20"/>
+              </w:rPr>
+              <w:br/>
+              <w:t xml:space="preserve"/>
+            </w:r>
+            <w:r>
+              <w:rPr>
+                <w:rFonts w:ascii="Arial" w:cs="Arial" w:eastAsia="Arial" w:hAnsi="Arial"/>
+                <w:b w:val="false"/>
+                <w:bCs w:val="false"/>
+                <w:i w:val="false"/>
+                <w:iCs w:val="false"/>
+                <w:color w:val="000000"/>
+                <w:sz w:val="20"/>
+                <w:szCs w:val="20"/>
+              </w:rPr>
+              <w:t xml:space="preserve">    • and: Both conditions must be True for the result to be True</w:t>
+            </w:r>
+            <w:r>
+              <w:rPr>
+                <w:rFonts w:ascii="Arial" w:cs="Arial" w:eastAsia="Arial" w:hAnsi="Arial"/>
+                <w:sz w:val="20"/>
+                <w:szCs w:val="20"/>
+              </w:rPr>
+              <w:br/>
+              <w:t xml:space="preserve"/>
+            </w:r>
+            <w:r>
+              <w:rPr>
+                <w:rFonts w:ascii="Arial" w:cs="Arial" w:eastAsia="Arial" w:hAnsi="Arial"/>
+                <w:b w:val="false"/>
+                <w:bCs w:val="false"/>
+                <w:i w:val="false"/>
+                <w:iCs w:val="false"/>
+                <w:color w:val="000000"/>
+                <w:sz w:val="20"/>
+                <w:szCs w:val="20"/>
+              </w:rPr>
+              <w:t xml:space="preserve">    • or: At least one condition must be True for the result to be True</w:t>
+            </w:r>
+            <w:r>
+              <w:rPr>
+                <w:rFonts w:ascii="Arial" w:cs="Arial" w:eastAsia="Arial" w:hAnsi="Arial"/>
+                <w:sz w:val="20"/>
+                <w:szCs w:val="20"/>
+              </w:rPr>
+              <w:br/>
+              <w:t xml:space="preserve"/>
+            </w:r>
+            <w:r>
+              <w:rPr>
+                <w:rFonts w:ascii="Arial" w:cs="Arial" w:eastAsia="Arial" w:hAnsi="Arial"/>
+                <w:b w:val="false"/>
+                <w:bCs w:val="false"/>
+                <w:i w:val="false"/>
+                <w:iCs w:val="false"/>
+                <w:color w:val="000000"/>
+                <w:sz w:val="20"/>
+                <w:szCs w:val="20"/>
+              </w:rPr>
+              <w:t xml:space="preserve">    • not: Reverses the Boolean value (True becomes False, False becomes True)</w:t>
+            </w:r>
+            <w:r>
+              <w:rPr>
+                <w:rFonts w:ascii="Arial" w:cs="Arial" w:eastAsia="Arial" w:hAnsi="Arial"/>
+                <w:sz w:val="20"/>
+                <w:szCs w:val="20"/>
+              </w:rPr>
+              <w:br/>
+              <w:t xml:space="preserve"/>
+            </w:r>
+            <w:r>
+              <w:rPr>
+                <w:rFonts w:ascii="Arial" w:cs="Arial" w:eastAsia="Arial" w:hAnsi="Arial"/>
+                <w:b w:val="false"/>
+                <w:bCs w:val="false"/>
+                <w:i w:val="false"/>
+                <w:iCs w:val="false"/>
+                <w:color w:val="000000"/>
+                <w:sz w:val="20"/>
+                <w:szCs w:val="20"/>
+              </w:rPr>
+              <w:t xml:space="preserve">    • With and: if the first condition is False, the second is not checked</w:t>
+            </w:r>
+            <w:r>
+              <w:rPr>
+                <w:rFonts w:ascii="Arial" w:cs="Arial" w:eastAsia="Arial" w:hAnsi="Arial"/>
+                <w:sz w:val="20"/>
+                <w:szCs w:val="20"/>
+              </w:rPr>
+              <w:br/>
+              <w:t xml:space="preserve"/>
+            </w:r>
+            <w:r>
+              <w:rPr>
+                <w:rFonts w:ascii="Arial" w:cs="Arial" w:eastAsia="Arial" w:hAnsi="Arial"/>
+                <w:b w:val="false"/>
+                <w:bCs w:val="false"/>
+                <w:i w:val="false"/>
+                <w:iCs w:val="false"/>
+                <w:color w:val="000000"/>
+                <w:sz w:val="20"/>
+                <w:szCs w:val="20"/>
+              </w:rPr>
+              <w:t xml:space="preserve">    • With or: if the first condition is True, the second is not checked</w:t>
+            </w:r>
+            <w:r>
+              <w:rPr>
+                <w:rFonts w:ascii="Arial" w:cs="Arial" w:eastAsia="Arial" w:hAnsi="Arial"/>
+                <w:sz w:val="20"/>
+                <w:szCs w:val="20"/>
+              </w:rPr>
+              <w:br/>
+              <w:t xml:space="preserve"/>
+            </w:r>
+            <w:r>
+              <w:rPr>
+                <w:rFonts w:ascii="Arial" w:cs="Arial" w:eastAsia="Arial" w:hAnsi="Arial"/>
+                <w:sz w:val="20"/>
+                <w:szCs w:val="20"/>
+              </w:rPr>
+              <w:br/>
+              <w:t xml:space="preserve"/>
+            </w:r>
+            <w:r>
+              <w:rPr>
+                <w:rFonts w:ascii="Arial" w:cs="Arial" w:eastAsia="Arial" w:hAnsi="Arial"/>
+                <w:b/>
+                <w:bCs/>
+                <w:i w:val="false"/>
+                <w:iCs w:val="false"/>
+                <w:color w:val="000000"/>
+                <w:sz w:val="20"/>
+                <w:szCs w:val="20"/>
+              </w:rPr>
+              <w:t xml:space="preserve">Vocabulary: </w:t>
+            </w:r>
+            <w:r>
+              <w:rPr>
+                <w:rFonts w:ascii="Arial" w:cs="Arial" w:eastAsia="Arial" w:hAnsi="Arial"/>
+                <w:b w:val="false"/>
+                <w:bCs w:val="false"/>
+                <w:i w:val="false"/>
+                <w:iCs w:val="false"/>
+                <w:color w:val="000000"/>
+                <w:sz w:val="20"/>
+                <w:szCs w:val="20"/>
+              </w:rPr>
+              <w:t xml:space="preserve">Logical operators, `and`, `or`, `not`, Short-circuit evaluation</w:t>
+            </w:r>
+            <w:r>
+              <w:rPr>
+                <w:rFonts w:ascii="Arial" w:cs="Arial" w:eastAsia="Arial" w:hAnsi="Arial"/>
+                <w:sz w:val="20"/>
+                <w:szCs w:val="20"/>
+              </w:rPr>
+              <w:br/>
+              <w:t xml:space="preserve"/>
+            </w:r>
+            <w:r>
+              <w:rPr>
+                <w:rFonts w:ascii="Arial" w:cs="Arial" w:eastAsia="Arial" w:hAnsi="Arial"/>
+                <w:sz w:val="20"/>
+                <w:szCs w:val="20"/>
+              </w:rPr>
+              <w:br/>
+              <w:t xml:space="preserve"/>
+            </w:r>
+            <w:r>
+              <w:rPr>
+                <w:rFonts w:ascii="Arial" w:cs="Arial" w:eastAsia="Arial" w:hAnsi="Arial"/>
+                <w:b/>
+                <w:bCs/>
+                <w:i/>
+                <w:iCs/>
+                <w:color w:val="555555"/>
+                <w:sz w:val="20"/>
+                <w:szCs w:val="20"/>
+              </w:rPr>
+              <w:t xml:space="preserve">→ Live Demo — </w:t>
+            </w:r>
+            <w:r>
+              <w:rPr>
+                <w:rFonts w:ascii="Arial" w:cs="Arial" w:eastAsia="Arial" w:hAnsi="Arial"/>
+                <w:b w:val="false"/>
+                <w:bCs w:val="false"/>
+                <w:i/>
+                <w:iCs/>
+                <w:color w:val="555555"/>
+                <w:sz w:val="20"/>
+                <w:szCs w:val="20"/>
+              </w:rPr>
+              <w:t xml:space="preserve">type examples as students follow along in their own editor.</w:t>
+            </w:r>
+            <w:r>
+              <w:rPr>
+                <w:rFonts w:ascii="Arial" w:cs="Arial" w:eastAsia="Arial" w:hAnsi="Arial"/>
+                <w:sz w:val="20"/>
+                <w:szCs w:val="20"/>
+              </w:rPr>
+              <w:br/>
+              <w:t xml:space="preserve"/>
+            </w:r>
+            <w:r>
+              <w:rPr>
+                <w:rFonts w:ascii="Arial" w:cs="Arial" w:eastAsia="Arial" w:hAnsi="Arial"/>
+                <w:b/>
+                <w:bCs/>
+                <w:i/>
+                <w:iCs/>
+                <w:color w:val="555555"/>
+                <w:sz w:val="20"/>
+                <w:szCs w:val="20"/>
+              </w:rPr>
+              <w:t xml:space="preserve">→ Check for Understanding: </w:t>
+            </w:r>
+            <w:r>
+              <w:rPr>
+                <w:rFonts w:ascii="Arial" w:cs="Arial" w:eastAsia="Arial" w:hAnsi="Arial"/>
+                <w:b w:val="false"/>
+                <w:bCs w:val="false"/>
+                <w:i/>
+                <w:iCs/>
+                <w:color w:val="555555"/>
+                <w:sz w:val="20"/>
+                <w:szCs w:val="20"/>
+              </w:rPr>
+              <w:t xml:space="preserve">pause and cold-call: “Can someone explain what we just did in their own words?”</w:t>
             </w:r>
           </w:p>
         </w:tc>
@@ -377,9 +955,9 @@
               <w:right w:val="single" w:color="CCCCCC" w:sz="1"/>
             </w:tcBorders>
             <w:tcMar>
-              <w:top w:type="dxa" w:w="60"/>
+              <w:top w:type="dxa" w:w="80"/>
               <w:left w:type="dxa" w:w="120"/>
-              <w:bottom w:type="dxa" w:w="60"/>
+              <w:bottom w:type="dxa" w:w="80"/>
               <w:right w:type="dxa" w:w="120"/>
             </w:tcMar>
           </w:tcPr>
@@ -406,20 +984,90 @@
               <w:right w:val="single" w:color="CCCCCC" w:sz="1"/>
             </w:tcBorders>
             <w:tcMar>
-              <w:top w:type="dxa" w:w="60"/>
+              <w:top w:type="dxa" w:w="80"/>
               <w:left w:type="dxa" w:w="120"/>
-              <w:bottom w:type="dxa" w:w="60"/>
+              <w:bottom w:type="dxa" w:w="80"/>
               <w:right w:type="dxa" w:w="120"/>
             </w:tcMar>
           </w:tcPr>
           <w:p>
-            <w:r>
-              <w:rPr>
-                <w:rFonts w:ascii="Arial" w:cs="Arial" w:eastAsia="Arial" w:hAnsi="Arial"/>
-                <w:sz w:val="20"/>
-                <w:szCs w:val="20"/>
+            <w:pPr>
+              <w:spacing w:after="80" w:before="80"/>
+            </w:pPr>
+            <w:r>
+              <w:rPr>
+                <w:rFonts w:ascii="Arial" w:cs="Arial" w:eastAsia="Arial" w:hAnsi="Arial"/>
+                <w:b/>
+                <w:bCs/>
+                <w:i w:val="false"/>
+                <w:iCs w:val="false"/>
+                <w:color w:val="000000"/>
+                <w:sz w:val="22"/>
+                <w:szCs w:val="22"/>
               </w:rPr>
               <w:t xml:space="preserve">Guided Practice</w:t>
+            </w:r>
+            <w:r>
+              <w:rPr>
+                <w:rFonts w:ascii="Arial" w:cs="Arial" w:eastAsia="Arial" w:hAnsi="Arial"/>
+                <w:sz w:val="20"/>
+                <w:szCs w:val="20"/>
+              </w:rPr>
+              <w:br/>
+              <w:t xml:space="preserve"/>
+            </w:r>
+            <w:r>
+              <w:rPr>
+                <w:rFonts w:ascii="Arial" w:cs="Arial" w:eastAsia="Arial" w:hAnsi="Arial"/>
+                <w:sz w:val="20"/>
+                <w:szCs w:val="20"/>
+              </w:rPr>
+              <w:br/>
+              <w:t xml:space="preserve"/>
+            </w:r>
+            <w:r>
+              <w:rPr>
+                <w:rFonts w:ascii="Arial" w:cs="Arial" w:eastAsia="Arial" w:hAnsi="Arial"/>
+                <w:b w:val="false"/>
+                <w:bCs w:val="false"/>
+                <w:i w:val="false"/>
+                <w:iCs w:val="false"/>
+                <w:color w:val="000000"/>
+                <w:sz w:val="20"/>
+                <w:szCs w:val="20"/>
+              </w:rPr>
+              <w:t xml:space="preserve">Activity: Boolean Detective</w:t>
+            </w:r>
+            <w:r>
+              <w:rPr>
+                <w:rFonts w:ascii="Arial" w:cs="Arial" w:eastAsia="Arial" w:hAnsi="Arial"/>
+                <w:sz w:val="20"/>
+                <w:szCs w:val="20"/>
+              </w:rPr>
+              <w:br/>
+              <w:t xml:space="preserve"/>
+            </w:r>
+            <w:r>
+              <w:rPr>
+                <w:rFonts w:ascii="Arial" w:cs="Arial" w:eastAsia="Arial" w:hAnsi="Arial"/>
+                <w:sz w:val="20"/>
+                <w:szCs w:val="20"/>
+              </w:rPr>
+              <w:br/>
+              <w:t xml:space="preserve"/>
+            </w:r>
+            <w:r>
+              <w:rPr>
+                <w:rFonts w:ascii="Arial" w:cs="Arial" w:eastAsia="Arial" w:hAnsi="Arial"/>
+                <w:b w:val="false"/>
+                <w:bCs w:val="false"/>
+                <w:i/>
+                <w:iCs/>
+                <w:color w:val="555555"/>
+                <w:sz w:val="20"/>
+                <w:szCs w:val="20"/>
+              </w:rPr>
+              <w:t xml:space="preserve">→ Teacher models — students try alongside, then compare results.</w:t>
             </w:r>
           </w:p>
         </w:tc>
@@ -435,9 +1083,9 @@
               <w:right w:val="single" w:color="CCCCCC" w:sz="1"/>
             </w:tcBorders>
             <w:tcMar>
-              <w:top w:type="dxa" w:w="60"/>
+              <w:top w:type="dxa" w:w="80"/>
               <w:left w:type="dxa" w:w="120"/>
-              <w:bottom w:type="dxa" w:w="60"/>
+              <w:bottom w:type="dxa" w:w="80"/>
               <w:right w:type="dxa" w:w="120"/>
             </w:tcMar>
           </w:tcPr>
@@ -450,7 +1098,7 @@
                 <w:sz w:val="20"/>
                 <w:szCs w:val="20"/>
               </w:rPr>
-              <w:t xml:space="preserve">15-20 min</w:t>
+              <w:t xml:space="preserve">15–20 min</w:t>
             </w:r>
           </w:p>
         </w:tc>
@@ -464,20 +1112,164 @@
               <w:right w:val="single" w:color="CCCCCC" w:sz="1"/>
             </w:tcBorders>
             <w:tcMar>
-              <w:top w:type="dxa" w:w="60"/>
+              <w:top w:type="dxa" w:w="80"/>
               <w:left w:type="dxa" w:w="120"/>
-              <w:bottom w:type="dxa" w:w="60"/>
+              <w:bottom w:type="dxa" w:w="80"/>
               <w:right w:type="dxa" w:w="120"/>
             </w:tcMar>
           </w:tcPr>
           <w:p>
-            <w:r>
-              <w:rPr>
-                <w:rFonts w:ascii="Arial" w:cs="Arial" w:eastAsia="Arial" w:hAnsi="Arial"/>
-                <w:sz w:val="20"/>
-                <w:szCs w:val="20"/>
+            <w:pPr>
+              <w:spacing w:after="80" w:before="80"/>
+            </w:pPr>
+            <w:r>
+              <w:rPr>
+                <w:rFonts w:ascii="Arial" w:cs="Arial" w:eastAsia="Arial" w:hAnsi="Arial"/>
+                <w:b/>
+                <w:bCs/>
+                <w:i w:val="false"/>
+                <w:iCs w:val="false"/>
+                <w:color w:val="000000"/>
+                <w:sz w:val="22"/>
+                <w:szCs w:val="22"/>
               </w:rPr>
               <w:t xml:space="preserve">Independent Practice / Code Along</w:t>
+            </w:r>
+            <w:r>
+              <w:rPr>
+                <w:rFonts w:ascii="Arial" w:cs="Arial" w:eastAsia="Arial" w:hAnsi="Arial"/>
+                <w:sz w:val="20"/>
+                <w:szCs w:val="20"/>
+              </w:rPr>
+              <w:br/>
+              <w:t xml:space="preserve"/>
+            </w:r>
+            <w:r>
+              <w:rPr>
+                <w:rFonts w:ascii="Arial" w:cs="Arial" w:eastAsia="Arial" w:hAnsi="Arial"/>
+                <w:b/>
+                <w:bCs/>
+                <w:i w:val="false"/>
+                <w:iCs w:val="false"/>
+                <w:color w:val="000000"/>
+                <w:sz w:val="20"/>
+                <w:szCs w:val="20"/>
+              </w:rPr>
+              <w:t xml:space="preserve">    Beginner: </w:t>
+            </w:r>
+            <w:r>
+              <w:rPr>
+                <w:rFonts w:ascii="Arial" w:cs="Arial" w:eastAsia="Arial" w:hAnsi="Arial"/>
+                <w:b w:val="false"/>
+                <w:bCs w:val="false"/>
+                <w:i w:val="false"/>
+                <w:iCs w:val="false"/>
+                <w:color w:val="000000"/>
+                <w:sz w:val="20"/>
+                <w:szCs w:val="20"/>
+              </w:rPr>
+              <w:t xml:space="preserve">: You need: num &gt;= 1 and num &lt;= 10 (or use chained comparison: 1 &lt;= num &lt;= 10) -</w:t>
+            </w:r>
+            <w:r>
+              <w:rPr>
+                <w:rFonts w:ascii="Arial" w:cs="Arial" w:eastAsia="Arial" w:hAnsi="Arial"/>
+                <w:sz w:val="20"/>
+                <w:szCs w:val="20"/>
+              </w:rPr>
+              <w:br/>
+              <w:t xml:space="preserve"/>
+            </w:r>
+            <w:r>
+              <w:rPr>
+                <w:rFonts w:ascii="Arial" w:cs="Arial" w:eastAsia="Arial" w:hAnsi="Arial"/>
+                <w:b/>
+                <w:bCs/>
+                <w:i w:val="false"/>
+                <w:iCs w:val="false"/>
+                <w:color w:val="000000"/>
+                <w:sz w:val="20"/>
+                <w:szCs w:val="20"/>
+              </w:rPr>
+              <w:t xml:space="preserve">    Intermediate: </w:t>
+            </w:r>
+            <w:r>
+              <w:rPr>
+                <w:rFonts w:ascii="Arial" w:cs="Arial" w:eastAsia="Arial" w:hAnsi="Arial"/>
+                <w:b w:val="false"/>
+                <w:bCs w:val="false"/>
+                <w:i w:val="false"/>
+                <w:iCs w:val="false"/>
+                <w:color w:val="000000"/>
+                <w:sz w:val="20"/>
+                <w:szCs w:val="20"/>
+              </w:rPr>
+              <w:t xml:space="preserve">: Check each requirement with and. For digits: any(c.isdigit() for c in password) or check manually -</w:t>
+            </w:r>
+            <w:r>
+              <w:rPr>
+                <w:rFonts w:ascii="Arial" w:cs="Arial" w:eastAsia="Arial" w:hAnsi="Arial"/>
+                <w:sz w:val="20"/>
+                <w:szCs w:val="20"/>
+              </w:rPr>
+              <w:br/>
+              <w:t xml:space="preserve"/>
+            </w:r>
+            <w:r>
+              <w:rPr>
+                <w:rFonts w:ascii="Arial" w:cs="Arial" w:eastAsia="Arial" w:hAnsi="Arial"/>
+                <w:b/>
+                <w:bCs/>
+                <w:i w:val="false"/>
+                <w:iCs w:val="false"/>
+                <w:color w:val="000000"/>
+                <w:sz w:val="20"/>
+                <w:szCs w:val="20"/>
+              </w:rPr>
+              <w:t xml:space="preserve">    Challenge: </w:t>
+            </w:r>
+            <w:r>
+              <w:rPr>
+                <w:rFonts w:ascii="Arial" w:cs="Arial" w:eastAsia="Arial" w:hAnsi="Arial"/>
+                <w:b w:val="false"/>
+                <w:bCs w:val="false"/>
+                <w:i w:val="false"/>
+                <w:iCs w:val="false"/>
+                <w:color w:val="000000"/>
+                <w:sz w:val="20"/>
+                <w:szCs w:val="20"/>
+              </w:rPr>
+              <w:t xml:space="preserve">: Combine three conditions with and. The third condition checks remaining capacity --- ## Sample Answers ### Problem 1 Example ### Problem 2…</w:t>
+            </w:r>
+            <w:r>
+              <w:rPr>
+                <w:rFonts w:ascii="Arial" w:cs="Arial" w:eastAsia="Arial" w:hAnsi="Arial"/>
+                <w:sz w:val="20"/>
+                <w:szCs w:val="20"/>
+              </w:rPr>
+              <w:br/>
+              <w:t xml:space="preserve"/>
+            </w:r>
+            <w:r>
+              <w:rPr>
+                <w:rFonts w:ascii="Arial" w:cs="Arial" w:eastAsia="Arial" w:hAnsi="Arial"/>
+                <w:sz w:val="20"/>
+                <w:szCs w:val="20"/>
+              </w:rPr>
+              <w:br/>
+              <w:t xml:space="preserve"/>
+            </w:r>
+            <w:r>
+              <w:rPr>
+                <w:rFonts w:ascii="Arial" w:cs="Arial" w:eastAsia="Arial" w:hAnsi="Arial"/>
+                <w:b w:val="false"/>
+                <w:bCs w:val="false"/>
+                <w:i/>
+                <w:iCs/>
+                <w:color w:val="555555"/>
+                <w:sz w:val="20"/>
+                <w:szCs w:val="20"/>
+              </w:rPr>
+              <w:t xml:space="preserve">→ Teacher circulates — offer hints, check for understanding.</w:t>
             </w:r>
           </w:p>
         </w:tc>
@@ -493,9 +1285,9 @@
               <w:right w:val="single" w:color="CCCCCC" w:sz="1"/>
             </w:tcBorders>
             <w:tcMar>
-              <w:top w:type="dxa" w:w="60"/>
+              <w:top w:type="dxa" w:w="80"/>
               <w:left w:type="dxa" w:w="120"/>
-              <w:bottom w:type="dxa" w:w="60"/>
+              <w:bottom w:type="dxa" w:w="80"/>
               <w:right w:type="dxa" w:w="120"/>
             </w:tcMar>
           </w:tcPr>
@@ -522,20 +1314,90 @@
               <w:right w:val="single" w:color="CCCCCC" w:sz="1"/>
             </w:tcBorders>
             <w:tcMar>
-              <w:top w:type="dxa" w:w="60"/>
+              <w:top w:type="dxa" w:w="80"/>
               <w:left w:type="dxa" w:w="120"/>
-              <w:bottom w:type="dxa" w:w="60"/>
+              <w:bottom w:type="dxa" w:w="80"/>
               <w:right w:type="dxa" w:w="120"/>
             </w:tcMar>
           </w:tcPr>
           <w:p>
-            <w:r>
-              <w:rPr>
-                <w:rFonts w:ascii="Arial" w:cs="Arial" w:eastAsia="Arial" w:hAnsi="Arial"/>
-                <w:sz w:val="20"/>
-                <w:szCs w:val="20"/>
+            <w:pPr>
+              <w:spacing w:after="80" w:before="80"/>
+            </w:pPr>
+            <w:r>
+              <w:rPr>
+                <w:rFonts w:ascii="Arial" w:cs="Arial" w:eastAsia="Arial" w:hAnsi="Arial"/>
+                <w:b/>
+                <w:bCs/>
+                <w:i w:val="false"/>
+                <w:iCs w:val="false"/>
+                <w:color w:val="000000"/>
+                <w:sz w:val="22"/>
+                <w:szCs w:val="22"/>
               </w:rPr>
               <w:t xml:space="preserve">Exit Ticket / Wrap-Up</w:t>
+            </w:r>
+            <w:r>
+              <w:rPr>
+                <w:rFonts w:ascii="Arial" w:cs="Arial" w:eastAsia="Arial" w:hAnsi="Arial"/>
+                <w:sz w:val="20"/>
+                <w:szCs w:val="20"/>
+              </w:rPr>
+              <w:br/>
+              <w:t xml:space="preserve"/>
+            </w:r>
+            <w:r>
+              <w:rPr>
+                <w:rFonts w:ascii="Arial" w:cs="Arial" w:eastAsia="Arial" w:hAnsi="Arial"/>
+                <w:sz w:val="20"/>
+                <w:szCs w:val="20"/>
+              </w:rPr>
+              <w:br/>
+              <w:t xml:space="preserve"/>
+            </w:r>
+            <w:r>
+              <w:rPr>
+                <w:rFonts w:ascii="Arial" w:cs="Arial" w:eastAsia="Arial" w:hAnsi="Arial"/>
+                <w:b w:val="false"/>
+                <w:bCs w:val="false"/>
+                <w:i w:val="false"/>
+                <w:iCs w:val="false"/>
+                <w:color w:val="000000"/>
+                <w:sz w:val="20"/>
+                <w:szCs w:val="20"/>
+              </w:rPr>
+              <w:t xml:space="preserve">Quick Check: Combine Boolean expressions using logical operators (and, or, not) and understand truth tables?</w:t>
+            </w:r>
+            <w:r>
+              <w:rPr>
+                <w:rFonts w:ascii="Arial" w:cs="Arial" w:eastAsia="Arial" w:hAnsi="Arial"/>
+                <w:sz w:val="20"/>
+                <w:szCs w:val="20"/>
+              </w:rPr>
+              <w:br/>
+              <w:t xml:space="preserve"/>
+            </w:r>
+            <w:r>
+              <w:rPr>
+                <w:rFonts w:ascii="Arial" w:cs="Arial" w:eastAsia="Arial" w:hAnsi="Arial"/>
+                <w:sz w:val="20"/>
+                <w:szCs w:val="20"/>
+              </w:rPr>
+              <w:br/>
+              <w:t xml:space="preserve"/>
+            </w:r>
+            <w:r>
+              <w:rPr>
+                <w:rFonts w:ascii="Arial" w:cs="Arial" w:eastAsia="Arial" w:hAnsi="Arial"/>
+                <w:b w:val="false"/>
+                <w:bCs w:val="false"/>
+                <w:i/>
+                <w:iCs/>
+                <w:color w:val="555555"/>
+                <w:sz w:val="20"/>
+                <w:szCs w:val="20"/>
+              </w:rPr>
+              <w:t xml:space="preserve">→ 3–2–1: Name 3 things learned, 2 new vocab words, 1 question you still have.</w:t>
             </w:r>
           </w:p>
         </w:tc>
@@ -781,19 +1643,6 @@
                 <w:sz w:val="18"/>
                 <w:szCs w:val="18"/>
               </w:rPr>
-              <w:t xml:space="preserve"># and operator — both must be True</w:t>
-            </w:r>
-          </w:p>
-          <w:p>
-            <w:pPr>
-              <w:spacing w:after="20"/>
-            </w:pPr>
-            <w:r>
-              <w:rPr>
-                <w:rFonts w:ascii="Courier New" w:cs="Courier New" w:eastAsia="Courier New" w:hAnsi="Courier New"/>
-                <w:sz w:val="18"/>
-                <w:szCs w:val="18"/>
-              </w:rPr>
               <w:t xml:space="preserve">age = 17</w:t>
             </w:r>
           </w:p>
@@ -859,7 +1708,7 @@
                 <w:sz w:val="18"/>
                 <w:szCs w:val="18"/>
               </w:rPr>
-              <w:t xml:space="preserve"># or operator — at least one True</w:t>
+              <w:t xml:space="preserve"> </w:t>
             </w:r>
           </w:p>
           <w:p>
@@ -937,7 +1786,7 @@
                 <w:sz w:val="18"/>
                 <w:szCs w:val="18"/>
               </w:rPr>
-              <w:t xml:space="preserve"># not operator — reverses the Boolean</w:t>
+              <w:t xml:space="preserve"> </w:t>
             </w:r>
           </w:p>
           <w:p>
@@ -1002,7 +1851,7 @@
                 <w:sz w:val="18"/>
                 <w:szCs w:val="18"/>
               </w:rPr>
-              <w:t xml:space="preserve"># Complex expression with all three</w:t>
+              <w:t xml:space="preserve"> </w:t>
             </w:r>
           </w:p>
           <w:p>
@@ -1093,7 +1942,7 @@
                 <w:sz w:val="18"/>
                 <w:szCs w:val="18"/>
               </w:rPr>
-              <w:t xml:space="preserve"># Short-circuit evaluation example</w:t>
+              <w:t xml:space="preserve"> </w:t>
             </w:r>
           </w:p>
           <w:p>
@@ -1158,7 +2007,7 @@
                 <w:sz w:val="18"/>
                 <w:szCs w:val="18"/>
               </w:rPr>
-              <w:t xml:space="preserve"># Example where short-circuit helps</w:t>
+              <w:t xml:space="preserve"> </w:t>
             </w:r>
           </w:p>
           <w:p>
@@ -1223,7 +2072,7 @@
                 <w:sz w:val="18"/>
                 <w:szCs w:val="18"/>
               </w:rPr>
-              <w:t xml:space="preserve"># Chaining with or</w:t>
+              <w:t xml:space="preserve"> </w:t>
             </w:r>
           </w:p>
           <w:p>
@@ -1435,7 +2284,7 @@
                 <w:sz w:val="18"/>
                 <w:szCs w:val="18"/>
               </w:rPr>
-              <w:t xml:space="preserve"># Write condition here</w:t>
+              <w:t xml:space="preserve"> </w:t>
             </w:r>
           </w:p>
           <w:p>
@@ -1606,7 +2455,7 @@
                 <w:sz w:val="18"/>
                 <w:szCs w:val="18"/>
               </w:rPr>
-              <w:t xml:space="preserve"># Write the condition here</w:t>
+              <w:t xml:space="preserve"> </w:t>
             </w:r>
           </w:p>
           <w:p>
@@ -1790,7 +2639,7 @@
                 <w:sz w:val="18"/>
                 <w:szCs w:val="18"/>
               </w:rPr>
-              <w:t xml:space="preserve"># Pythonic way with chained comparison</w:t>
+              <w:t xml:space="preserve"> </w:t>
             </w:r>
           </w:p>
           <w:p>

--- a/Coding 1 - year/Unit 3 - Conditionals/Daily Lesson Plans/Word/Day 47.docx
+++ b/Coding 1 - year/Unit 3 - Conditionals/Daily Lesson Plans/Word/Day 47.docx
@@ -380,7 +380,7 @@
                 <w:sz w:val="20"/>
                 <w:szCs w:val="20"/>
               </w:rPr>
-              <w:t xml:space="preserve">    In your own words: Combine Boolean expressions using logical operators (and, or, not) and understand truth tables?</w:t>
+              <w:t xml:space="preserve">    Why might we want to combine Boolean expressions using logical operators (and, or, not) and understand truth tables? What's the benefit of combining these ideas?</w:t>
             </w:r>
             <w:r>
               <w:rPr>
@@ -477,7 +477,7 @@
                 <w:sz w:val="20"/>
                 <w:szCs w:val="20"/>
               </w:rPr>
-              <w:t xml:space="preserve">Today's Goal: By the end of class you will be able to combine Boolean expressions using logical operators (and, or, not) and understand truth tables.</w:t>
+              <w:t xml:space="preserve">Today’s Goal: By the end of class you will be able to combine Boolean expressions using logical operators (and, or, not) and understand truth tables.</w:t>
             </w:r>
             <w:r>
               <w:rPr>
@@ -1366,7 +1366,7 @@
                 <w:sz w:val="20"/>
                 <w:szCs w:val="20"/>
               </w:rPr>
-              <w:t xml:space="preserve">Quick Check: Combine Boolean expressions using logical operators (and, or, not) and understand truth tables?</w:t>
+              <w:t xml:space="preserve">Describe the process to combine Boolean expressions using logical operators (and, or, not) and understand truth tables. What's the trickiest part?</w:t>
             </w:r>
             <w:r>
               <w:rPr>

--- a/Coding 1 - year/Unit 3 - Conditionals/Daily Lesson Plans/Word/Day 47.docx
+++ b/Coding 1 - year/Unit 3 - Conditionals/Daily Lesson Plans/Word/Day 47.docx
@@ -1168,7 +1168,7 @@
                 <w:sz w:val="20"/>
                 <w:szCs w:val="20"/>
               </w:rPr>
-              <w:t xml:space="preserve">: You need: num &gt;= 1 and num &lt;= 10 (or use chained comparison: 1 &lt;= num &lt;= 10) -</w:t>
+              <w:t xml:space="preserve">Create a condition with and: check if a number is between 1 and 10 (inclusive).</w:t>
             </w:r>
             <w:r>
               <w:rPr>
@@ -1203,7 +1203,7 @@
                 <w:sz w:val="20"/>
                 <w:szCs w:val="20"/>
               </w:rPr>
-              <w:t xml:space="preserve">: Check each requirement with and. For digits: any(c.isdigit() for c in password) or check manually -</w:t>
+              <w:t xml:space="preserve">Requirement: Use the and operator to check both bounds.</w:t>
             </w:r>
             <w:r>
               <w:rPr>
@@ -1238,7 +1238,7 @@
                 <w:sz w:val="20"/>
                 <w:szCs w:val="20"/>
               </w:rPr>
-              <w:t xml:space="preserve">: Combine three conditions with and. The third condition checks remaining capacity --- ## Sample Answers ### Problem 1 Example ### Problem 2…</w:t>
+              <w:t xml:space="preserve">Check if a password is strong. A strong password has:</w:t>
             </w:r>
             <w:r>
               <w:rPr>
@@ -1574,6 +1574,19 @@
           <w:szCs w:val="20"/>
         </w:rPr>
         <w:t xml:space="preserve">This saves time and can prevent errors!</w:t>
+      </w:r>
+    </w:p>
+    <w:p>
+      <w:pPr>
+        <w:spacing w:after="60"/>
+      </w:pPr>
+      <w:r>
+        <w:rPr>
+          <w:rFonts w:ascii="Arial" w:cs="Arial" w:eastAsia="Arial" w:hAnsi="Arial"/>
+          <w:sz w:val="20"/>
+          <w:szCs w:val="20"/>
+        </w:rPr>
+        <w:t xml:space="preserve">Logical operators let you combine multiple conditions to create sophisticated decision-making. Remember: and requires all True, or requires at least one True, and not reverses. Use truth tables to debug!</w:t>
       </w:r>
     </w:p>
     <w:p>
@@ -3250,7 +3263,7 @@
           <w:sz w:val="20"/>
           <w:szCs w:val="20"/>
         </w:rPr>
-        <w:t xml:space="preserve">: You need: num &gt;= 1 and num &lt;= 10 (or use chained comparison: 1 &lt;= num &lt;= 10) -</w:t>
+        <w:t xml:space="preserve">Create a condition with and: check if a number is between 1 and 10 (inclusive).</w:t>
       </w:r>
     </w:p>
     <w:p>
@@ -3273,7 +3286,7 @@
           <w:sz w:val="20"/>
           <w:szCs w:val="20"/>
         </w:rPr>
-        <w:t xml:space="preserve">: Check each requirement with and. For digits: any(c.isdigit() for c in password) or check manually -</w:t>
+        <w:t xml:space="preserve">Requirement: Use the and operator to check both bounds.</w:t>
       </w:r>
     </w:p>
     <w:p>
@@ -3296,7 +3309,7 @@
           <w:sz w:val="20"/>
           <w:szCs w:val="20"/>
         </w:rPr>
-        <w:t xml:space="preserve">: Combine three conditions with and. The third condition checks remaining capacity --- ## Sample Answers ### Problem 1 Example ### Problem 2 Example ### Problem 3 Example --- ## Key Takeaway Logical operators let you combine multiple conditions to create sophisticated decision-making. Remember: and </w:t>
+        <w:t xml:space="preserve">Check if a password is strong. A strong password has:</w:t>
       </w:r>
     </w:p>
     <w:p>

--- a/Coding 1 - year/Unit 3 - Conditionals/Daily Lesson Plans/Word/Day 47.docx
+++ b/Coding 1 - year/Unit 3 - Conditionals/Daily Lesson Plans/Word/Day 47.docx
@@ -1168,7 +1168,7 @@
                 <w:sz w:val="20"/>
                 <w:szCs w:val="20"/>
               </w:rPr>
-              <w:t xml:space="preserve">Create a condition with and: check if a number is between 1 and 10 (inclusive).</w:t>
+              <w:t xml:space="preserve">Create a condition with and: check if a number is between 1 and 10 (inclusive). Requirement: Use the and operator to check both bounds. ---…</w:t>
             </w:r>
             <w:r>
               <w:rPr>
@@ -1203,7 +1203,7 @@
                 <w:sz w:val="20"/>
                 <w:szCs w:val="20"/>
               </w:rPr>
-              <w:t xml:space="preserve">Requirement: Use the and operator to check both bounds.</w:t>
+              <w:t xml:space="preserve">Check if a password is strong. A strong password has: - At least 8 characters AND - At least one uppercase letter AND - At least one digit H…</w:t>
             </w:r>
             <w:r>
               <w:rPr>
@@ -1238,7 +1238,7 @@
                 <w:sz w:val="20"/>
                 <w:szCs w:val="20"/>
               </w:rPr>
-              <w:t xml:space="preserve">Check if a password is strong. A strong password has:</w:t>
+              <w:t xml:space="preserve">Create a "can borrow a book" checker with these conditions: - User is a student AND - Book is not overdue AND - User hasn't reached max book…</w:t>
             </w:r>
             <w:r>
               <w:rPr>
@@ -3263,7 +3263,7 @@
           <w:sz w:val="20"/>
           <w:szCs w:val="20"/>
         </w:rPr>
-        <w:t xml:space="preserve">Create a condition with and: check if a number is between 1 and 10 (inclusive).</w:t>
+        <w:t xml:space="preserve">Beginner Create a condition with and: check if a number is between 1 and 10 (inclusive). Requirement: Use the and operator to check both bounds. ---</w:t>
       </w:r>
     </w:p>
     <w:p>
@@ -3286,7 +3286,7 @@
           <w:sz w:val="20"/>
           <w:szCs w:val="20"/>
         </w:rPr>
-        <w:t xml:space="preserve">Requirement: Use the and operator to check both bounds.</w:t>
+        <w:t xml:space="preserve">Intermediate Check if a password is strong. A strong password has: - At least 8 characters AND - At least one uppercase letter AND - At least one digit Hint: Use len(), .isupper(), and .isdigit() on strings. ---</w:t>
       </w:r>
     </w:p>
     <w:p>
@@ -3309,7 +3309,7 @@
           <w:sz w:val="20"/>
           <w:szCs w:val="20"/>
         </w:rPr>
-        <w:t xml:space="preserve">Check if a password is strong. A strong password has:</w:t>
+        <w:t xml:space="preserve">Challenge Create a "can borrow a book" checker with these conditions: - User is a student AND - Book is not overdue AND - User hasn't reached max books (5) Model the logic with variables and logical operators. ---</w:t>
       </w:r>
     </w:p>
     <w:p>
